--- a/docs/day7/Day7_AI_Agent(Student).docx
+++ b/docs/day7/Day7_AI_Agent(Student).docx
@@ -4415,6 +4415,25 @@
                 <w:szCs w:val="20"/>
               </w:rPr>
               <w:t xml:space="preserve">    account_worker   : get_account_balance  (user_id 와 토큰은 LLM 이 아니라 서버가 넣는다)</w:t>
+            </w:r>
+          </w:p>
+          <w:p>
+            <w:pPr>
+              <w:spacing w:before="0" w:after="0" w:line="300" w:lineRule="auto"/>
+              <w:rPr>
+                <w:rFonts w:ascii="맑은 고딕" w:hAnsi="맑은 고딕" w:eastAsia="맑은 고딕" w:cs="맑은 고딕"/>
+                <w:sz w:val="20"/>
+                <w:szCs w:val="20"/>
+              </w:rPr>
+            </w:pPr>
+            <w:r>
+              <w:rPr>
+                <w:rFonts w:ascii="맑은 고딕" w:hAnsi="맑은 고딕" w:eastAsia="맑은 고딕" w:cs="맑은 고딕"/>
+                <w:color w:val="000000"/>
+                <w:sz w:val="20"/>
+                <w:szCs w:val="20"/>
+              </w:rPr>
+              <w:t xml:space="preserve">                       (Day 6 선택 미션 4 를 했다면 get_holdings 도 account_worker 의 도구다 — 개인 데이터는 모두 account_worker 만 다룬다)</w:t>
             </w:r>
           </w:p>
           <w:p>
